--- a/EconAutomation/src/supporting_docs/sorted_econ_files/McGinty, B -- Open File Form.docx
+++ b/EconAutomation/src/supporting_docs/sorted_econ_files/McGinty, B -- Open File Form.docx
@@ -67,7 +67,10 @@
           </w:tcPr>
           <w:p>
             <w:r>
-              <w:t>BTB260310</w:t>
+              <w:t>TC514329</w:t>
+            </w:r>
+            <w:r>
+              <w:t>1</w:t>
             </w:r>
           </w:p>
         </w:tc>
@@ -89,7 +92,7 @@
           </w:tcPr>
           <w:p>
             <w:r>
-              <w:t>John W. Stevenson Jr</w:t>
+              <w:t>James D’Attorney</w:t>
             </w:r>
           </w:p>
         </w:tc>
@@ -137,7 +140,7 @@
           </w:tcPr>
           <w:p>
             <w:r>
-              <w:t>Stevenson &amp; Murray</w:t>
+              <w:t>Ur Attorneys Law</w:t>
             </w:r>
           </w:p>
         </w:tc>
@@ -177,7 +180,36 @@
           </w:tcPr>
           <w:p>
             <w:r>
-              <w:t>24 Greenway Plaza Suite 750Houston, TX 77046</w:t>
+              <w:t xml:space="preserve">123 </w:t>
+            </w:r>
+            <w:r>
+              <w:t>Main St.,</w:t>
+            </w:r>
+            <w:r>
+              <w:t xml:space="preserve"> </w:t>
+            </w:r>
+            <w:r>
+              <w:t>Suite</w:t>
+            </w:r>
+            <w:r>
+              <w:t xml:space="preserve"> </w:t>
+            </w:r>
+            <w:r>
+              <w:t>900</w:t>
+            </w:r>
+          </w:p>
+          <w:p>
+            <w:r>
+              <w:t>Denver</w:t>
+            </w:r>
+            <w:r>
+              <w:t xml:space="preserve">, </w:t>
+            </w:r>
+            <w:r>
+              <w:t>CO</w:t>
+            </w:r>
+            <w:r>
+              <w:t xml:space="preserve"> 77046</w:t>
             </w:r>
           </w:p>
         </w:tc>
@@ -221,7 +253,7 @@
           </w:tcPr>
           <w:p>
             <w:r>
-              <w:t>7136223223</w:t>
+              <w:t>3031234567</w:t>
             </w:r>
           </w:p>
         </w:tc>
@@ -269,7 +301,16 @@
           </w:tcPr>
           <w:p>
             <w:r>
-              <w:t>jstevenson@stevensonmurray.com</w:t>
+              <w:t>jdattorney</w:t>
+            </w:r>
+            <w:r>
+              <w:t>@</w:t>
+            </w:r>
+            <w:r>
+              <w:t>urattorneyslaw</w:t>
+            </w:r>
+            <w:r>
+              <w:t>.com</w:t>
             </w:r>
           </w:p>
         </w:tc>
@@ -298,15 +339,7 @@
             <w:tcW w:w="1978" w:type="dxa"/>
           </w:tcPr>
           <w:p>
-            <w:pPr>
-              <w:rPr>
-                <w:highlight w:val="yellow"/>
-              </w:rPr>
-            </w:pPr>
-            <w:r>
-              <w:rPr>
-                <w:highlight w:val="yellow"/>
-              </w:rPr>
+            <w:r>
               <w:t>Paralegal:</w:t>
             </w:r>
           </w:p>
@@ -316,16 +349,11 @@
             <w:tcW w:w="3293" w:type="dxa"/>
           </w:tcPr>
           <w:p>
-            <w:pPr>
-              <w:rPr>
-                <w:highlight w:val="yellow"/>
-              </w:rPr>
-            </w:pPr>
-            <w:r>
-              <w:rPr>
-                <w:highlight w:val="yellow"/>
-              </w:rPr>
-              <w:t>Martha Flores</w:t>
+            <w:r>
+              <w:t xml:space="preserve">Ingrid </w:t>
+            </w:r>
+            <w:r>
+              <w:t>Legale</w:t>
             </w:r>
           </w:p>
         </w:tc>
@@ -351,15 +379,7 @@
           </w:tcPr>
           <w:p>
             <w:r>
-              <w:t xml:space="preserve">2026 </w:t>
-            </w:r>
-            <w:proofErr w:type="spellStart"/>
-            <w:r>
-              <w:t>S&amp;A</w:t>
-            </w:r>
-            <w:proofErr w:type="spellEnd"/>
-            <w:r>
-              <w:t xml:space="preserve"> Regular</w:t>
+              <w:t>2026 S&amp;A Regular</w:t>
             </w:r>
           </w:p>
         </w:tc>
@@ -370,15 +390,7 @@
             <w:tcW w:w="1978" w:type="dxa"/>
           </w:tcPr>
           <w:p>
-            <w:pPr>
-              <w:rPr>
-                <w:highlight w:val="yellow"/>
-              </w:rPr>
-            </w:pPr>
-            <w:r>
-              <w:rPr>
-                <w:highlight w:val="yellow"/>
-              </w:rPr>
+            <w:r>
               <w:t>Email #2:</w:t>
             </w:r>
           </w:p>
@@ -388,13 +400,17 @@
             <w:tcW w:w="3293" w:type="dxa"/>
           </w:tcPr>
           <w:p>
-            <w:pPr>
-              <w:rPr>
-                <w:highlight w:val="yellow"/>
-              </w:rPr>
-            </w:pPr>
-            <w:r>
-              <w:t>MFlores@stevensonmurray.com</w:t>
+            <w:r>
+              <w:t>ilegale</w:t>
+            </w:r>
+            <w:r>
+              <w:t>@</w:t>
+            </w:r>
+            <w:r>
+              <w:t>urattorneyslaw</w:t>
+            </w:r>
+            <w:r>
+              <w:t>.com</w:t>
             </w:r>
           </w:p>
         </w:tc>
@@ -740,7 +756,10 @@
           </w:tcPr>
           <w:p>
             <w:r>
-              <w:t>Billy McGinty</w:t>
+              <w:t xml:space="preserve">Casper </w:t>
+            </w:r>
+            <w:r>
+              <w:t>Gaston</w:t>
             </w:r>
           </w:p>
         </w:tc>
@@ -784,30 +803,30 @@
           </w:tcPr>
           <w:p>
             <w:r>
-              <w:t>49</w:t>
-            </w:r>
-            <w:r>
-              <w:t>71</w:t>
-            </w:r>
-            <w:r>
-              <w:t xml:space="preserve"> Rig</w:t>
-            </w:r>
-            <w:r>
-              <w:t>s</w:t>
-            </w:r>
-            <w:r>
-              <w:t>by Lane</w:t>
-            </w:r>
-          </w:p>
-          <w:p>
-            <w:r>
-              <w:t>North Zulch</w:t>
-            </w:r>
-            <w:r>
-              <w:t xml:space="preserve">, TX </w:t>
-            </w:r>
-            <w:r>
-              <w:t>77872</w:t>
+              <w:t>8442</w:t>
+            </w:r>
+            <w:r>
+              <w:t xml:space="preserve"> </w:t>
+            </w:r>
+            <w:r>
+              <w:t>Ghoul Street</w:t>
+            </w:r>
+          </w:p>
+          <w:p>
+            <w:r>
+              <w:t>Evergreen</w:t>
+            </w:r>
+            <w:r>
+              <w:t xml:space="preserve">, </w:t>
+            </w:r>
+            <w:r>
+              <w:t>CO</w:t>
+            </w:r>
+            <w:r>
+              <w:t xml:space="preserve"> </w:t>
+            </w:r>
+            <w:r>
+              <w:t>80439</w:t>
             </w:r>
           </w:p>
         </w:tc>
@@ -847,7 +866,19 @@
           </w:tcPr>
           <w:p>
             <w:r>
-              <w:t>936-348-1817</w:t>
+              <w:t>303</w:t>
+            </w:r>
+            <w:r>
+              <w:t>-</w:t>
+            </w:r>
+            <w:r>
+              <w:t>800</w:t>
+            </w:r>
+            <w:r>
+              <w:t>-</w:t>
+            </w:r>
+            <w:r>
+              <w:t>9335</w:t>
             </w:r>
           </w:p>
         </w:tc>
@@ -895,7 +926,7 @@
           </w:tcPr>
           <w:p>
             <w:r>
-              <w:t>2326</w:t>
+              <w:t>XXXX</w:t>
             </w:r>
           </w:p>
         </w:tc>
@@ -943,7 +974,13 @@
           </w:tcPr>
           <w:p>
             <w:r>
-              <w:t>10/10/1958</w:t>
+              <w:t>10/</w:t>
+            </w:r>
+            <w:r>
+              <w:t>30</w:t>
+            </w:r>
+            <w:r>
+              <w:t>/1958</w:t>
             </w:r>
           </w:p>
         </w:tc>
@@ -983,7 +1020,10 @@
           </w:tcPr>
           <w:p>
             <w:r>
-              <w:t>03/17/2025</w:t>
+              <w:t>03/17/</w:t>
+            </w:r>
+            <w:r>
+              <w:t>2022</w:t>
             </w:r>
           </w:p>
         </w:tc>
@@ -1029,11 +1069,7 @@
           <w:tcPr>
             <w:tcW w:w="2610" w:type="dxa"/>
           </w:tcPr>
-          <w:p>
-            <w:r>
-              <w:t>03/17/2025</w:t>
-            </w:r>
-          </w:p>
+          <w:p/>
         </w:tc>
         <w:tc>
           <w:tcPr>
@@ -1133,7 +1169,19 @@
           </w:tcPr>
           <w:p>
             <w:r>
-              <w:t>12th JDC, Madison County, TX</w:t>
+              <w:t>2nd</w:t>
+            </w:r>
+            <w:r>
+              <w:t xml:space="preserve"> JDC, </w:t>
+            </w:r>
+            <w:r>
+              <w:t>Denver</w:t>
+            </w:r>
+            <w:r>
+              <w:t xml:space="preserve"> County, </w:t>
+            </w:r>
+            <w:r>
+              <w:t>CO</w:t>
             </w:r>
           </w:p>
         </w:tc>
@@ -1187,7 +1235,19 @@
           </w:tcPr>
           <w:p>
             <w:r>
-              <w:t>04/17/2026</w:t>
+              <w:t>0</w:t>
+            </w:r>
+            <w:r>
+              <w:t>6</w:t>
+            </w:r>
+            <w:r>
+              <w:t>/</w:t>
+            </w:r>
+            <w:r>
+              <w:t>06</w:t>
+            </w:r>
+            <w:r>
+              <w:t>/2026</w:t>
             </w:r>
           </w:p>
         </w:tc>
@@ -1267,7 +1327,16 @@
           </w:tcPr>
           <w:p>
             <w:r>
-              <w:t>10/27/2026</w:t>
+              <w:t>11</w:t>
+            </w:r>
+            <w:r>
+              <w:t>/</w:t>
+            </w:r>
+            <w:r>
+              <w:t>11</w:t>
+            </w:r>
+            <w:r>
+              <w:t>/2026</w:t>
             </w:r>
           </w:p>
         </w:tc>
